--- a/CSV108_docx/024_System_Design_Specification.docx
+++ b/CSV108_docx/024_System_Design_Specification.docx
@@ -2340,6 +2340,392 @@
     </w:p>
     <w:p>
       <w:pPr>
+        <w:spacing w:after="120" w:line="300" w:lineRule="auto"/>
+      </w:pPr>
+      <w:r>
+        <w:rPr>
+          <w:rFonts w:ascii="Calibri" w:hAnsi="Calibri"/>
+          <w:b w:val="0"/>
+          <w:i w:val="0"/>
+          <w:color w:val="000000"/>
+          <w:sz w:val="22"/>
+        </w:rPr>
+        <w:t>Design review shall confirm that GxP functions remain explainable to business and QA reviewers. Critical design decisions shall identify the affected requirement/risk, the selected design, rejected alternatives where material, validation evidence and operational monitoring needed to maintain the design in the validated state.</w:t>
+      </w:r>
+    </w:p>
+    <w:tbl>
+      <w:tblPr>
+        <w:tblStyle w:val="TableGrid"/>
+        <w:tblW w:type="dxa" w:w="9360"/>
+        <w:tblLayout w:type="fixed"/>
+        <w:tblLook w:firstColumn="1" w:firstRow="1" w:lastColumn="0" w:lastRow="0" w:noHBand="0" w:noVBand="1" w:val="04A0"/>
+        <w:tblInd w:w="120" w:type="dxa"/>
+      </w:tblPr>
+      <w:tblGrid>
+        <w:gridCol w:w="3824"/>
+        <w:gridCol w:w="5536"/>
+      </w:tblGrid>
+      <w:tr>
+        <w:trPr>
+          <w:tblHeader w:val="true"/>
+        </w:trPr>
+        <w:tc>
+          <w:tcPr>
+            <w:tcW w:type="dxa" w:w="3824"/>
+            <w:shd w:fill="E8EEF5"/>
+            <w:vAlign w:val="center"/>
+            <w:tcMar>
+              <w:top w:w="80" w:type="dxa"/>
+              <w:bottom w:w="80" w:type="dxa"/>
+              <w:start w:w="120" w:type="dxa"/>
+              <w:end w:w="120" w:type="dxa"/>
+            </w:tcMar>
+          </w:tcPr>
+          <w:p>
+            <w:pPr>
+              <w:spacing w:after="0" w:line="276" w:lineRule="auto"/>
+              <w:jc w:val="left"/>
+            </w:pPr>
+            <w:r/>
+            <w:r>
+              <w:rPr>
+                <w:rFonts w:ascii="Calibri" w:hAnsi="Calibri"/>
+                <w:b/>
+                <w:color w:val="000000"/>
+                <w:sz w:val="19"/>
+              </w:rPr>
+              <w:t>Design review focus</w:t>
+            </w:r>
+          </w:p>
+        </w:tc>
+        <w:tc>
+          <w:tcPr>
+            <w:tcW w:type="dxa" w:w="5536"/>
+            <w:shd w:fill="E8EEF5"/>
+            <w:vAlign w:val="center"/>
+            <w:tcMar>
+              <w:top w:w="80" w:type="dxa"/>
+              <w:bottom w:w="80" w:type="dxa"/>
+              <w:start w:w="120" w:type="dxa"/>
+              <w:end w:w="120" w:type="dxa"/>
+            </w:tcMar>
+          </w:tcPr>
+          <w:p>
+            <w:pPr>
+              <w:spacing w:after="0" w:line="276" w:lineRule="auto"/>
+              <w:jc w:val="left"/>
+            </w:pPr>
+            <w:r/>
+            <w:r>
+              <w:rPr>
+                <w:rFonts w:ascii="Calibri" w:hAnsi="Calibri"/>
+                <w:b/>
+                <w:color w:val="000000"/>
+                <w:sz w:val="19"/>
+              </w:rPr>
+              <w:t>Evidence expectation</w:t>
+            </w:r>
+          </w:p>
+        </w:tc>
+      </w:tr>
+      <w:tr>
+        <w:tc>
+          <w:tcPr>
+            <w:tcW w:type="dxa" w:w="3824"/>
+            <w:vAlign w:val="center"/>
+            <w:tcMar>
+              <w:top w:w="80" w:type="dxa"/>
+              <w:bottom w:w="80" w:type="dxa"/>
+              <w:start w:w="120" w:type="dxa"/>
+              <w:end w:w="120" w:type="dxa"/>
+            </w:tcMar>
+          </w:tcPr>
+          <w:p>
+            <w:pPr>
+              <w:spacing w:after="0" w:line="276" w:lineRule="auto"/>
+              <w:jc w:val="left"/>
+            </w:pPr>
+            <w:r/>
+            <w:r>
+              <w:rPr>
+                <w:rFonts w:ascii="Calibri" w:hAnsi="Calibri"/>
+                <w:b w:val="0"/>
+                <w:color w:val="000000"/>
+                <w:sz w:val="19"/>
+              </w:rPr>
+              <w:t>Record integrity</w:t>
+            </w:r>
+          </w:p>
+        </w:tc>
+        <w:tc>
+          <w:tcPr>
+            <w:tcW w:type="dxa" w:w="5536"/>
+            <w:vAlign w:val="center"/>
+            <w:tcMar>
+              <w:top w:w="80" w:type="dxa"/>
+              <w:bottom w:w="80" w:type="dxa"/>
+              <w:start w:w="120" w:type="dxa"/>
+              <w:end w:w="120" w:type="dxa"/>
+            </w:tcMar>
+          </w:tcPr>
+          <w:p>
+            <w:pPr>
+              <w:spacing w:after="0" w:line="276" w:lineRule="auto"/>
+              <w:jc w:val="left"/>
+            </w:pPr>
+            <w:r/>
+            <w:r>
+              <w:rPr>
+                <w:rFonts w:ascii="Calibri" w:hAnsi="Calibri"/>
+                <w:b w:val="0"/>
+                <w:color w:val="000000"/>
+                <w:sz w:val="19"/>
+              </w:rPr>
+              <w:t>Immutable history, version binding and protected audit storage are described</w:t>
+            </w:r>
+          </w:p>
+        </w:tc>
+      </w:tr>
+      <w:tr>
+        <w:tc>
+          <w:tcPr>
+            <w:tcW w:type="dxa" w:w="3824"/>
+            <w:vAlign w:val="center"/>
+            <w:tcMar>
+              <w:top w:w="80" w:type="dxa"/>
+              <w:bottom w:w="80" w:type="dxa"/>
+              <w:start w:w="120" w:type="dxa"/>
+              <w:end w:w="120" w:type="dxa"/>
+            </w:tcMar>
+          </w:tcPr>
+          <w:p>
+            <w:pPr>
+              <w:spacing w:after="0" w:line="276" w:lineRule="auto"/>
+              <w:jc w:val="left"/>
+            </w:pPr>
+            <w:r/>
+            <w:r>
+              <w:rPr>
+                <w:rFonts w:ascii="Calibri" w:hAnsi="Calibri"/>
+                <w:b w:val="0"/>
+                <w:color w:val="000000"/>
+                <w:sz w:val="19"/>
+              </w:rPr>
+              <w:t>Interface reliability</w:t>
+            </w:r>
+          </w:p>
+        </w:tc>
+        <w:tc>
+          <w:tcPr>
+            <w:tcW w:type="dxa" w:w="5536"/>
+            <w:vAlign w:val="center"/>
+            <w:tcMar>
+              <w:top w:w="80" w:type="dxa"/>
+              <w:bottom w:w="80" w:type="dxa"/>
+              <w:start w:w="120" w:type="dxa"/>
+              <w:end w:w="120" w:type="dxa"/>
+            </w:tcMar>
+          </w:tcPr>
+          <w:p>
+            <w:pPr>
+              <w:spacing w:after="0" w:line="276" w:lineRule="auto"/>
+              <w:jc w:val="left"/>
+            </w:pPr>
+            <w:r/>
+            <w:r>
+              <w:rPr>
+                <w:rFonts w:ascii="Calibri" w:hAnsi="Calibri"/>
+                <w:b w:val="0"/>
+                <w:color w:val="000000"/>
+                <w:sz w:val="19"/>
+              </w:rPr>
+              <w:t>Retry, duplicate prevention, reconciliation and error ownership are described</w:t>
+            </w:r>
+          </w:p>
+        </w:tc>
+      </w:tr>
+      <w:tr>
+        <w:tc>
+          <w:tcPr>
+            <w:tcW w:type="dxa" w:w="3824"/>
+            <w:vAlign w:val="center"/>
+            <w:tcMar>
+              <w:top w:w="80" w:type="dxa"/>
+              <w:bottom w:w="80" w:type="dxa"/>
+              <w:start w:w="120" w:type="dxa"/>
+              <w:end w:w="120" w:type="dxa"/>
+            </w:tcMar>
+          </w:tcPr>
+          <w:p>
+            <w:pPr>
+              <w:spacing w:after="0" w:line="276" w:lineRule="auto"/>
+              <w:jc w:val="left"/>
+            </w:pPr>
+            <w:r/>
+            <w:r>
+              <w:rPr>
+                <w:rFonts w:ascii="Calibri" w:hAnsi="Calibri"/>
+                <w:b w:val="0"/>
+                <w:color w:val="000000"/>
+                <w:sz w:val="19"/>
+              </w:rPr>
+              <w:t>Security model</w:t>
+            </w:r>
+          </w:p>
+        </w:tc>
+        <w:tc>
+          <w:tcPr>
+            <w:tcW w:type="dxa" w:w="5536"/>
+            <w:vAlign w:val="center"/>
+            <w:tcMar>
+              <w:top w:w="80" w:type="dxa"/>
+              <w:bottom w:w="80" w:type="dxa"/>
+              <w:start w:w="120" w:type="dxa"/>
+              <w:end w:w="120" w:type="dxa"/>
+            </w:tcMar>
+          </w:tcPr>
+          <w:p>
+            <w:pPr>
+              <w:spacing w:after="0" w:line="276" w:lineRule="auto"/>
+              <w:jc w:val="left"/>
+            </w:pPr>
+            <w:r/>
+            <w:r>
+              <w:rPr>
+                <w:rFonts w:ascii="Calibri" w:hAnsi="Calibri"/>
+                <w:b w:val="0"/>
+                <w:color w:val="000000"/>
+                <w:sz w:val="19"/>
+              </w:rPr>
+              <w:t>Identity, roles, service accounts, secrets and privileged access are bounded</w:t>
+            </w:r>
+          </w:p>
+        </w:tc>
+      </w:tr>
+      <w:tr>
+        <w:tc>
+          <w:tcPr>
+            <w:tcW w:type="dxa" w:w="3824"/>
+            <w:vAlign w:val="center"/>
+            <w:tcMar>
+              <w:top w:w="80" w:type="dxa"/>
+              <w:bottom w:w="80" w:type="dxa"/>
+              <w:start w:w="120" w:type="dxa"/>
+              <w:end w:w="120" w:type="dxa"/>
+            </w:tcMar>
+          </w:tcPr>
+          <w:p>
+            <w:pPr>
+              <w:spacing w:after="0" w:line="276" w:lineRule="auto"/>
+              <w:jc w:val="left"/>
+            </w:pPr>
+            <w:r/>
+            <w:r>
+              <w:rPr>
+                <w:rFonts w:ascii="Calibri" w:hAnsi="Calibri"/>
+                <w:b w:val="0"/>
+                <w:color w:val="000000"/>
+                <w:sz w:val="19"/>
+              </w:rPr>
+              <w:t>Operational support</w:t>
+            </w:r>
+          </w:p>
+        </w:tc>
+        <w:tc>
+          <w:tcPr>
+            <w:tcW w:type="dxa" w:w="5536"/>
+            <w:vAlign w:val="center"/>
+            <w:tcMar>
+              <w:top w:w="80" w:type="dxa"/>
+              <w:bottom w:w="80" w:type="dxa"/>
+              <w:start w:w="120" w:type="dxa"/>
+              <w:end w:w="120" w:type="dxa"/>
+            </w:tcMar>
+          </w:tcPr>
+          <w:p>
+            <w:pPr>
+              <w:spacing w:after="0" w:line="276" w:lineRule="auto"/>
+              <w:jc w:val="left"/>
+            </w:pPr>
+            <w:r/>
+            <w:r>
+              <w:rPr>
+                <w:rFonts w:ascii="Calibri" w:hAnsi="Calibri"/>
+                <w:b w:val="0"/>
+                <w:color w:val="000000"/>
+                <w:sz w:val="19"/>
+              </w:rPr>
+              <w:t>Monitoring, alerting, backup/restore and DR responsibilities are assigned</w:t>
+            </w:r>
+          </w:p>
+        </w:tc>
+      </w:tr>
+      <w:tr>
+        <w:tc>
+          <w:tcPr>
+            <w:tcW w:type="dxa" w:w="3824"/>
+            <w:vAlign w:val="center"/>
+            <w:tcMar>
+              <w:top w:w="80" w:type="dxa"/>
+              <w:bottom w:w="80" w:type="dxa"/>
+              <w:start w:w="120" w:type="dxa"/>
+              <w:end w:w="120" w:type="dxa"/>
+            </w:tcMar>
+          </w:tcPr>
+          <w:p>
+            <w:pPr>
+              <w:spacing w:after="0" w:line="276" w:lineRule="auto"/>
+              <w:jc w:val="left"/>
+            </w:pPr>
+            <w:r/>
+            <w:r>
+              <w:rPr>
+                <w:rFonts w:ascii="Calibri" w:hAnsi="Calibri"/>
+                <w:b w:val="0"/>
+                <w:color w:val="000000"/>
+                <w:sz w:val="19"/>
+              </w:rPr>
+              <w:t>Maintainability</w:t>
+            </w:r>
+          </w:p>
+        </w:tc>
+        <w:tc>
+          <w:tcPr>
+            <w:tcW w:type="dxa" w:w="5536"/>
+            <w:vAlign w:val="center"/>
+            <w:tcMar>
+              <w:top w:w="80" w:type="dxa"/>
+              <w:bottom w:w="80" w:type="dxa"/>
+              <w:start w:w="120" w:type="dxa"/>
+              <w:end w:w="120" w:type="dxa"/>
+            </w:tcMar>
+          </w:tcPr>
+          <w:p>
+            <w:pPr>
+              <w:spacing w:after="0" w:line="276" w:lineRule="auto"/>
+              <w:jc w:val="left"/>
+            </w:pPr>
+            <w:r/>
+            <w:r>
+              <w:rPr>
+                <w:rFonts w:ascii="Calibri" w:hAnsi="Calibri"/>
+                <w:b w:val="0"/>
+                <w:color w:val="000000"/>
+                <w:sz w:val="19"/>
+              </w:rPr>
+              <w:t>Configuration and release packages can be promoted and verified without uncontrolled change</w:t>
+            </w:r>
+          </w:p>
+        </w:tc>
+      </w:tr>
+    </w:tbl>
+    <w:p>
+      <w:pPr>
+        <w:spacing w:after="80"/>
+      </w:pPr>
+    </w:p>
+    <w:p>
+      <w:pPr>
         <w:pStyle w:val="Heading1"/>
       </w:pPr>
       <w:r>
